--- a/git/github/Github.docx
+++ b/git/github/Github.docx
@@ -3113,8 +3113,6 @@
         </w:rPr>
         <w:t>se crea la rama y adicional se cambia a esa rama</w:t>
       </w:r>
-      <w:bookmarkStart w:id="0" w:name="_GoBack"/>
-      <w:bookmarkEnd w:id="0"/>
     </w:p>
     <w:p>
       <w:pPr>
@@ -3207,10 +3205,1112 @@
         <w:adjustRightInd w:val="0"/>
         <w:spacing w:after="0" w:line="240" w:lineRule="auto"/>
         <w:rPr>
+          <w:rFonts w:asciiTheme="majorHAnsi" w:hAnsiTheme="majorHAnsi" w:cstheme="majorHAnsi"/>
+          <w:lang w:val="es-PE"/>
+        </w:rPr>
+      </w:pPr>
+      <w:r>
+        <w:rPr>
+          <w:rFonts w:asciiTheme="majorHAnsi" w:hAnsiTheme="majorHAnsi" w:cstheme="majorHAnsi"/>
+          <w:lang w:val="es-PE"/>
+        </w:rPr>
+        <w:t xml:space="preserve">Donde en </w:t>
+      </w:r>
+      <w:proofErr w:type="spellStart"/>
+      <w:r>
+        <w:rPr>
+          <w:rFonts w:asciiTheme="majorHAnsi" w:hAnsiTheme="majorHAnsi" w:cstheme="majorHAnsi"/>
+          <w:lang w:val="es-PE"/>
+        </w:rPr>
+        <w:t>gitkraken</w:t>
+      </w:r>
+      <w:proofErr w:type="spellEnd"/>
+      <w:r>
+        <w:rPr>
+          <w:rFonts w:asciiTheme="majorHAnsi" w:hAnsiTheme="majorHAnsi" w:cstheme="majorHAnsi"/>
+          <w:lang w:val="es-PE"/>
+        </w:rPr>
+        <w:t xml:space="preserve"> se puede ver la creación de la rama </w:t>
+      </w:r>
+    </w:p>
+    <w:p>
+      <w:pPr>
+        <w:autoSpaceDE w:val="0"/>
+        <w:autoSpaceDN w:val="0"/>
+        <w:adjustRightInd w:val="0"/>
+        <w:spacing w:after="0" w:line="240" w:lineRule="auto"/>
+        <w:rPr>
+          <w:rFonts w:asciiTheme="majorHAnsi" w:hAnsiTheme="majorHAnsi" w:cstheme="majorHAnsi"/>
+          <w:lang w:val="es-PE"/>
+        </w:rPr>
+      </w:pPr>
+    </w:p>
+    <w:p>
+      <w:pPr>
+        <w:autoSpaceDE w:val="0"/>
+        <w:autoSpaceDN w:val="0"/>
+        <w:adjustRightInd w:val="0"/>
+        <w:spacing w:after="0" w:line="240" w:lineRule="auto"/>
+        <w:jc w:val="center"/>
+        <w:rPr>
+          <w:rFonts w:asciiTheme="majorHAnsi" w:hAnsiTheme="majorHAnsi" w:cstheme="majorHAnsi"/>
+          <w:lang w:val="es-PE"/>
+        </w:rPr>
+      </w:pPr>
+      <w:r>
+        <w:rPr>
+          <w:noProof/>
+        </w:rPr>
+        <w:drawing>
+          <wp:inline distT="0" distB="0" distL="0" distR="0" wp14:anchorId="0F4BA419" wp14:editId="62288DF1">
+            <wp:extent cx="4925275" cy="2878373"/>
+            <wp:effectExtent l="0" t="0" r="0" b="0"/>
+            <wp:docPr id="27" name="Imagen 27"/>
+            <wp:cNvGraphicFramePr>
+              <a:graphicFrameLocks xmlns:a="http://schemas.openxmlformats.org/drawingml/2006/main" noChangeAspect="1"/>
+            </wp:cNvGraphicFramePr>
+            <a:graphic xmlns:a="http://schemas.openxmlformats.org/drawingml/2006/main">
+              <a:graphicData uri="http://schemas.openxmlformats.org/drawingml/2006/picture">
+                <pic:pic xmlns:pic="http://schemas.openxmlformats.org/drawingml/2006/picture">
+                  <pic:nvPicPr>
+                    <pic:cNvPr id="1" name=""/>
+                    <pic:cNvPicPr/>
+                  </pic:nvPicPr>
+                  <pic:blipFill>
+                    <a:blip r:embed="rId30"/>
+                    <a:stretch>
+                      <a:fillRect/>
+                    </a:stretch>
+                  </pic:blipFill>
+                  <pic:spPr>
+                    <a:xfrm>
+                      <a:off x="0" y="0"/>
+                      <a:ext cx="4937565" cy="2885555"/>
+                    </a:xfrm>
+                    <a:prstGeom prst="rect">
+                      <a:avLst/>
+                    </a:prstGeom>
+                  </pic:spPr>
+                </pic:pic>
+              </a:graphicData>
+            </a:graphic>
+          </wp:inline>
+        </w:drawing>
+      </w:r>
+    </w:p>
+    <w:p>
+      <w:pPr>
+        <w:autoSpaceDE w:val="0"/>
+        <w:autoSpaceDN w:val="0"/>
+        <w:adjustRightInd w:val="0"/>
+        <w:spacing w:after="0" w:line="240" w:lineRule="auto"/>
+        <w:rPr>
+          <w:rFonts w:asciiTheme="majorHAnsi" w:hAnsiTheme="majorHAnsi" w:cstheme="majorHAnsi"/>
+          <w:lang w:val="es-PE"/>
+        </w:rPr>
+      </w:pPr>
+    </w:p>
+    <w:p>
+      <w:pPr>
+        <w:autoSpaceDE w:val="0"/>
+        <w:autoSpaceDN w:val="0"/>
+        <w:adjustRightInd w:val="0"/>
+        <w:spacing w:after="0" w:line="240" w:lineRule="auto"/>
+        <w:rPr>
+          <w:rFonts w:asciiTheme="majorHAnsi" w:hAnsiTheme="majorHAnsi" w:cstheme="majorHAnsi"/>
+          <w:lang w:val="es-PE"/>
+        </w:rPr>
+      </w:pPr>
+      <w:r>
+        <w:rPr>
+          <w:rFonts w:asciiTheme="majorHAnsi" w:hAnsiTheme="majorHAnsi" w:cstheme="majorHAnsi"/>
+          <w:lang w:val="es-PE"/>
+        </w:rPr>
+        <w:t xml:space="preserve">Una </w:t>
+      </w:r>
+      <w:proofErr w:type="spellStart"/>
+      <w:r>
+        <w:rPr>
+          <w:rFonts w:asciiTheme="majorHAnsi" w:hAnsiTheme="majorHAnsi" w:cstheme="majorHAnsi"/>
+          <w:lang w:val="es-PE"/>
+        </w:rPr>
+        <w:t>ves</w:t>
+      </w:r>
+      <w:proofErr w:type="spellEnd"/>
+      <w:r>
+        <w:rPr>
+          <w:rFonts w:asciiTheme="majorHAnsi" w:hAnsiTheme="majorHAnsi" w:cstheme="majorHAnsi"/>
+          <w:lang w:val="es-PE"/>
+        </w:rPr>
+        <w:t xml:space="preserve"> realizado el cambio </w:t>
+      </w:r>
+      <w:r>
+        <w:rPr>
+          <w:rFonts w:asciiTheme="majorHAnsi" w:hAnsiTheme="majorHAnsi" w:cstheme="majorHAnsi"/>
+          <w:lang w:val="es-PE"/>
+        </w:rPr>
+        <w:t xml:space="preserve">para finalizar la rama y darla por cerrada </w:t>
+      </w:r>
+    </w:p>
+    <w:p>
+      <w:pPr>
+        <w:autoSpaceDE w:val="0"/>
+        <w:autoSpaceDN w:val="0"/>
+        <w:adjustRightInd w:val="0"/>
+        <w:spacing w:after="0" w:line="240" w:lineRule="auto"/>
+        <w:rPr>
+          <w:rFonts w:asciiTheme="majorHAnsi" w:hAnsiTheme="majorHAnsi" w:cstheme="majorHAnsi"/>
+          <w:lang w:val="es-PE"/>
+        </w:rPr>
+      </w:pPr>
+    </w:p>
+    <w:p>
+      <w:pPr>
+        <w:autoSpaceDE w:val="0"/>
+        <w:autoSpaceDN w:val="0"/>
+        <w:adjustRightInd w:val="0"/>
+        <w:spacing w:after="0" w:line="240" w:lineRule="auto"/>
+        <w:rPr>
           <w:rFonts w:ascii="Lucida Console" w:hAnsi="Lucida Console" w:cs="Lucida Console"/>
-          <w:lang w:val="es-PE"/>
-        </w:rPr>
-      </w:pPr>
+          <w:sz w:val="18"/>
+          <w:szCs w:val="18"/>
+        </w:rPr>
+      </w:pPr>
+      <w:proofErr w:type="spellStart"/>
+      <w:r>
+        <w:rPr>
+          <w:rFonts w:ascii="Lucida Console" w:hAnsi="Lucida Console" w:cs="Lucida Console"/>
+          <w:sz w:val="18"/>
+          <w:szCs w:val="18"/>
+        </w:rPr>
+        <w:t>git</w:t>
+      </w:r>
+      <w:proofErr w:type="spellEnd"/>
+      <w:r>
+        <w:rPr>
+          <w:rFonts w:ascii="Lucida Console" w:hAnsi="Lucida Console" w:cs="Lucida Console"/>
+          <w:sz w:val="18"/>
+          <w:szCs w:val="18"/>
+        </w:rPr>
+        <w:t xml:space="preserve"> flow feature finish </w:t>
+      </w:r>
+      <w:proofErr w:type="spellStart"/>
+      <w:r>
+        <w:rPr>
+          <w:rFonts w:ascii="Lucida Console" w:hAnsi="Lucida Console" w:cs="Lucida Console"/>
+          <w:sz w:val="18"/>
+          <w:szCs w:val="18"/>
+        </w:rPr>
+        <w:t>ramacreada</w:t>
+      </w:r>
+      <w:proofErr w:type="spellEnd"/>
+    </w:p>
+    <w:p>
+      <w:pPr>
+        <w:autoSpaceDE w:val="0"/>
+        <w:autoSpaceDN w:val="0"/>
+        <w:adjustRightInd w:val="0"/>
+        <w:spacing w:after="0" w:line="240" w:lineRule="auto"/>
+        <w:rPr>
+          <w:rFonts w:asciiTheme="majorHAnsi" w:hAnsiTheme="majorHAnsi" w:cstheme="majorHAnsi"/>
+        </w:rPr>
+      </w:pPr>
+    </w:p>
+    <w:p>
+      <w:pPr>
+        <w:autoSpaceDE w:val="0"/>
+        <w:autoSpaceDN w:val="0"/>
+        <w:adjustRightInd w:val="0"/>
+        <w:spacing w:after="0" w:line="240" w:lineRule="auto"/>
+        <w:rPr>
+          <w:rFonts w:asciiTheme="majorHAnsi" w:hAnsiTheme="majorHAnsi" w:cstheme="majorHAnsi"/>
+          <w:lang w:val="es-PE"/>
+        </w:rPr>
+      </w:pPr>
+      <w:r>
+        <w:rPr>
+          <w:noProof/>
+        </w:rPr>
+        <w:drawing>
+          <wp:inline distT="0" distB="0" distL="0" distR="0" wp14:anchorId="758317E2" wp14:editId="0DF0A410">
+            <wp:extent cx="5612130" cy="1736090"/>
+            <wp:effectExtent l="0" t="0" r="7620" b="0"/>
+            <wp:docPr id="28" name="Imagen 28"/>
+            <wp:cNvGraphicFramePr>
+              <a:graphicFrameLocks xmlns:a="http://schemas.openxmlformats.org/drawingml/2006/main" noChangeAspect="1"/>
+            </wp:cNvGraphicFramePr>
+            <a:graphic xmlns:a="http://schemas.openxmlformats.org/drawingml/2006/main">
+              <a:graphicData uri="http://schemas.openxmlformats.org/drawingml/2006/picture">
+                <pic:pic xmlns:pic="http://schemas.openxmlformats.org/drawingml/2006/picture">
+                  <pic:nvPicPr>
+                    <pic:cNvPr id="1" name=""/>
+                    <pic:cNvPicPr/>
+                  </pic:nvPicPr>
+                  <pic:blipFill>
+                    <a:blip r:embed="rId31"/>
+                    <a:stretch>
+                      <a:fillRect/>
+                    </a:stretch>
+                  </pic:blipFill>
+                  <pic:spPr>
+                    <a:xfrm>
+                      <a:off x="0" y="0"/>
+                      <a:ext cx="5612130" cy="1736090"/>
+                    </a:xfrm>
+                    <a:prstGeom prst="rect">
+                      <a:avLst/>
+                    </a:prstGeom>
+                  </pic:spPr>
+                </pic:pic>
+              </a:graphicData>
+            </a:graphic>
+          </wp:inline>
+        </w:drawing>
+      </w:r>
+    </w:p>
+    <w:p>
+      <w:pPr>
+        <w:autoSpaceDE w:val="0"/>
+        <w:autoSpaceDN w:val="0"/>
+        <w:adjustRightInd w:val="0"/>
+        <w:spacing w:after="0" w:line="240" w:lineRule="auto"/>
+        <w:rPr>
+          <w:rFonts w:asciiTheme="majorHAnsi" w:hAnsiTheme="majorHAnsi" w:cstheme="majorHAnsi"/>
+          <w:lang w:val="es-PE"/>
+        </w:rPr>
+      </w:pPr>
+      <w:r>
+        <w:rPr>
+          <w:noProof/>
+        </w:rPr>
+        <w:lastRenderedPageBreak/>
+        <w:drawing>
+          <wp:inline distT="0" distB="0" distL="0" distR="0" wp14:anchorId="714771F0" wp14:editId="55E105CF">
+            <wp:extent cx="5612130" cy="3040380"/>
+            <wp:effectExtent l="0" t="0" r="7620" b="7620"/>
+            <wp:docPr id="29" name="Imagen 29"/>
+            <wp:cNvGraphicFramePr>
+              <a:graphicFrameLocks xmlns:a="http://schemas.openxmlformats.org/drawingml/2006/main" noChangeAspect="1"/>
+            </wp:cNvGraphicFramePr>
+            <a:graphic xmlns:a="http://schemas.openxmlformats.org/drawingml/2006/main">
+              <a:graphicData uri="http://schemas.openxmlformats.org/drawingml/2006/picture">
+                <pic:pic xmlns:pic="http://schemas.openxmlformats.org/drawingml/2006/picture">
+                  <pic:nvPicPr>
+                    <pic:cNvPr id="1" name=""/>
+                    <pic:cNvPicPr/>
+                  </pic:nvPicPr>
+                  <pic:blipFill>
+                    <a:blip r:embed="rId32"/>
+                    <a:stretch>
+                      <a:fillRect/>
+                    </a:stretch>
+                  </pic:blipFill>
+                  <pic:spPr>
+                    <a:xfrm>
+                      <a:off x="0" y="0"/>
+                      <a:ext cx="5612130" cy="3040380"/>
+                    </a:xfrm>
+                    <a:prstGeom prst="rect">
+                      <a:avLst/>
+                    </a:prstGeom>
+                  </pic:spPr>
+                </pic:pic>
+              </a:graphicData>
+            </a:graphic>
+          </wp:inline>
+        </w:drawing>
+      </w:r>
+    </w:p>
+    <w:p>
+      <w:pPr>
+        <w:autoSpaceDE w:val="0"/>
+        <w:autoSpaceDN w:val="0"/>
+        <w:adjustRightInd w:val="0"/>
+        <w:spacing w:after="0" w:line="240" w:lineRule="auto"/>
+        <w:rPr>
+          <w:rFonts w:asciiTheme="majorHAnsi" w:hAnsiTheme="majorHAnsi" w:cstheme="majorHAnsi"/>
+          <w:lang w:val="es-PE"/>
+        </w:rPr>
+      </w:pPr>
+    </w:p>
+    <w:p>
+      <w:pPr>
+        <w:autoSpaceDE w:val="0"/>
+        <w:autoSpaceDN w:val="0"/>
+        <w:adjustRightInd w:val="0"/>
+        <w:spacing w:after="0" w:line="240" w:lineRule="auto"/>
+        <w:rPr>
+          <w:rFonts w:asciiTheme="majorHAnsi" w:hAnsiTheme="majorHAnsi" w:cstheme="majorHAnsi"/>
+          <w:lang w:val="es-PE"/>
+        </w:rPr>
+      </w:pPr>
+      <w:r>
+        <w:rPr>
+          <w:rFonts w:asciiTheme="majorHAnsi" w:hAnsiTheme="majorHAnsi" w:cstheme="majorHAnsi"/>
+          <w:lang w:val="es-PE"/>
+        </w:rPr>
+        <w:t xml:space="preserve">Para el uso del </w:t>
+      </w:r>
+      <w:proofErr w:type="spellStart"/>
+      <w:r>
+        <w:rPr>
+          <w:rFonts w:asciiTheme="majorHAnsi" w:hAnsiTheme="majorHAnsi" w:cstheme="majorHAnsi"/>
+          <w:lang w:val="es-PE"/>
+        </w:rPr>
+        <w:t>git</w:t>
+      </w:r>
+      <w:proofErr w:type="spellEnd"/>
+      <w:r>
+        <w:rPr>
+          <w:rFonts w:asciiTheme="majorHAnsi" w:hAnsiTheme="majorHAnsi" w:cstheme="majorHAnsi"/>
+          <w:lang w:val="es-PE"/>
+        </w:rPr>
+        <w:t xml:space="preserve"> </w:t>
+      </w:r>
+      <w:proofErr w:type="spellStart"/>
+      <w:r>
+        <w:rPr>
+          <w:rFonts w:asciiTheme="majorHAnsi" w:hAnsiTheme="majorHAnsi" w:cstheme="majorHAnsi"/>
+          <w:lang w:val="es-PE"/>
+        </w:rPr>
+        <w:t>relese</w:t>
+      </w:r>
+      <w:proofErr w:type="spellEnd"/>
+      <w:r>
+        <w:rPr>
+          <w:rFonts w:asciiTheme="majorHAnsi" w:hAnsiTheme="majorHAnsi" w:cstheme="majorHAnsi"/>
+          <w:lang w:val="es-PE"/>
+        </w:rPr>
+        <w:t xml:space="preserve"> el cual es para antes de mandar a producción </w:t>
+      </w:r>
+      <w:r>
+        <w:rPr>
+          <w:rFonts w:asciiTheme="majorHAnsi" w:hAnsiTheme="majorHAnsi" w:cstheme="majorHAnsi"/>
+          <w:lang w:val="es-PE"/>
+        </w:rPr>
+        <w:t>y para crearlo e iniciarlo para mandarlo a último momento mandarlo a producción</w:t>
+      </w:r>
+    </w:p>
+    <w:p>
+      <w:pPr>
+        <w:autoSpaceDE w:val="0"/>
+        <w:autoSpaceDN w:val="0"/>
+        <w:adjustRightInd w:val="0"/>
+        <w:spacing w:after="0" w:line="240" w:lineRule="auto"/>
+        <w:rPr>
+          <w:rFonts w:asciiTheme="majorHAnsi" w:hAnsiTheme="majorHAnsi" w:cstheme="majorHAnsi"/>
+          <w:lang w:val="es-PE"/>
+        </w:rPr>
+      </w:pPr>
+    </w:p>
+    <w:p>
+      <w:pPr>
+        <w:autoSpaceDE w:val="0"/>
+        <w:autoSpaceDN w:val="0"/>
+        <w:adjustRightInd w:val="0"/>
+        <w:spacing w:after="0" w:line="240" w:lineRule="auto"/>
+        <w:jc w:val="center"/>
+        <w:rPr>
+          <w:rFonts w:asciiTheme="majorHAnsi" w:hAnsiTheme="majorHAnsi" w:cstheme="majorHAnsi"/>
+          <w:lang w:val="es-PE"/>
+        </w:rPr>
+      </w:pPr>
+      <w:r>
+        <w:rPr>
+          <w:noProof/>
+        </w:rPr>
+        <w:drawing>
+          <wp:inline distT="0" distB="0" distL="0" distR="0" wp14:anchorId="5DDB94FE" wp14:editId="5CC950FB">
+            <wp:extent cx="4031312" cy="1087254"/>
+            <wp:effectExtent l="0" t="0" r="7620" b="0"/>
+            <wp:docPr id="30" name="Imagen 30"/>
+            <wp:cNvGraphicFramePr>
+              <a:graphicFrameLocks xmlns:a="http://schemas.openxmlformats.org/drawingml/2006/main" noChangeAspect="1"/>
+            </wp:cNvGraphicFramePr>
+            <a:graphic xmlns:a="http://schemas.openxmlformats.org/drawingml/2006/main">
+              <a:graphicData uri="http://schemas.openxmlformats.org/drawingml/2006/picture">
+                <pic:pic xmlns:pic="http://schemas.openxmlformats.org/drawingml/2006/picture">
+                  <pic:nvPicPr>
+                    <pic:cNvPr id="1" name=""/>
+                    <pic:cNvPicPr/>
+                  </pic:nvPicPr>
+                  <pic:blipFill>
+                    <a:blip r:embed="rId33"/>
+                    <a:stretch>
+                      <a:fillRect/>
+                    </a:stretch>
+                  </pic:blipFill>
+                  <pic:spPr>
+                    <a:xfrm>
+                      <a:off x="0" y="0"/>
+                      <a:ext cx="4043304" cy="1090488"/>
+                    </a:xfrm>
+                    <a:prstGeom prst="rect">
+                      <a:avLst/>
+                    </a:prstGeom>
+                  </pic:spPr>
+                </pic:pic>
+              </a:graphicData>
+            </a:graphic>
+          </wp:inline>
+        </w:drawing>
+      </w:r>
+    </w:p>
+    <w:p>
+      <w:pPr>
+        <w:autoSpaceDE w:val="0"/>
+        <w:autoSpaceDN w:val="0"/>
+        <w:adjustRightInd w:val="0"/>
+        <w:spacing w:after="0" w:line="240" w:lineRule="auto"/>
+        <w:rPr>
+          <w:rFonts w:asciiTheme="majorHAnsi" w:hAnsiTheme="majorHAnsi" w:cstheme="majorHAnsi"/>
+          <w:lang w:val="es-PE"/>
+        </w:rPr>
+      </w:pPr>
+    </w:p>
+    <w:p>
+      <w:pPr>
+        <w:autoSpaceDE w:val="0"/>
+        <w:autoSpaceDN w:val="0"/>
+        <w:adjustRightInd w:val="0"/>
+        <w:spacing w:after="0" w:line="240" w:lineRule="auto"/>
+        <w:rPr>
+          <w:rFonts w:asciiTheme="majorHAnsi" w:hAnsiTheme="majorHAnsi" w:cstheme="majorHAnsi"/>
+          <w:lang w:val="es-PE"/>
+        </w:rPr>
+      </w:pPr>
+      <w:r>
+        <w:rPr>
+          <w:rFonts w:asciiTheme="majorHAnsi" w:hAnsiTheme="majorHAnsi" w:cstheme="majorHAnsi"/>
+          <w:lang w:val="es-PE"/>
+        </w:rPr>
+        <w:t xml:space="preserve">Para luego de hacer las ultimas configuraciones, las cuales suelen ser pequeños cambios rara vez y finalizarlo </w:t>
+      </w:r>
+    </w:p>
+    <w:p>
+      <w:pPr>
+        <w:autoSpaceDE w:val="0"/>
+        <w:autoSpaceDN w:val="0"/>
+        <w:adjustRightInd w:val="0"/>
+        <w:spacing w:after="0" w:line="240" w:lineRule="auto"/>
+        <w:jc w:val="center"/>
+        <w:rPr>
+          <w:rFonts w:asciiTheme="majorHAnsi" w:hAnsiTheme="majorHAnsi" w:cstheme="majorHAnsi"/>
+          <w:lang w:val="es-PE"/>
+        </w:rPr>
+      </w:pPr>
+      <w:r>
+        <w:rPr>
+          <w:noProof/>
+        </w:rPr>
+        <w:drawing>
+          <wp:inline distT="0" distB="0" distL="0" distR="0" wp14:anchorId="64CC926E" wp14:editId="7E2E1A3C">
+            <wp:extent cx="4063116" cy="2093622"/>
+            <wp:effectExtent l="0" t="0" r="0" b="1905"/>
+            <wp:docPr id="31" name="Imagen 31"/>
+            <wp:cNvGraphicFramePr>
+              <a:graphicFrameLocks xmlns:a="http://schemas.openxmlformats.org/drawingml/2006/main" noChangeAspect="1"/>
+            </wp:cNvGraphicFramePr>
+            <a:graphic xmlns:a="http://schemas.openxmlformats.org/drawingml/2006/main">
+              <a:graphicData uri="http://schemas.openxmlformats.org/drawingml/2006/picture">
+                <pic:pic xmlns:pic="http://schemas.openxmlformats.org/drawingml/2006/picture">
+                  <pic:nvPicPr>
+                    <pic:cNvPr id="1" name=""/>
+                    <pic:cNvPicPr/>
+                  </pic:nvPicPr>
+                  <pic:blipFill>
+                    <a:blip r:embed="rId34"/>
+                    <a:stretch>
+                      <a:fillRect/>
+                    </a:stretch>
+                  </pic:blipFill>
+                  <pic:spPr>
+                    <a:xfrm>
+                      <a:off x="0" y="0"/>
+                      <a:ext cx="4075630" cy="2100070"/>
+                    </a:xfrm>
+                    <a:prstGeom prst="rect">
+                      <a:avLst/>
+                    </a:prstGeom>
+                  </pic:spPr>
+                </pic:pic>
+              </a:graphicData>
+            </a:graphic>
+          </wp:inline>
+        </w:drawing>
+      </w:r>
+    </w:p>
+    <w:p>
+      <w:pPr>
+        <w:autoSpaceDE w:val="0"/>
+        <w:autoSpaceDN w:val="0"/>
+        <w:adjustRightInd w:val="0"/>
+        <w:spacing w:after="0" w:line="240" w:lineRule="auto"/>
+        <w:rPr>
+          <w:rFonts w:asciiTheme="majorHAnsi" w:hAnsiTheme="majorHAnsi" w:cstheme="majorHAnsi"/>
+          <w:lang w:val="es-PE"/>
+        </w:rPr>
+      </w:pPr>
+    </w:p>
+    <w:p>
+      <w:pPr>
+        <w:autoSpaceDE w:val="0"/>
+        <w:autoSpaceDN w:val="0"/>
+        <w:adjustRightInd w:val="0"/>
+        <w:spacing w:after="0" w:line="240" w:lineRule="auto"/>
+        <w:rPr>
+          <w:rFonts w:asciiTheme="majorHAnsi" w:hAnsiTheme="majorHAnsi" w:cstheme="majorHAnsi"/>
+          <w:lang w:val="es-PE"/>
+        </w:rPr>
+      </w:pPr>
+    </w:p>
+    <w:p>
+      <w:pPr>
+        <w:autoSpaceDE w:val="0"/>
+        <w:autoSpaceDN w:val="0"/>
+        <w:adjustRightInd w:val="0"/>
+        <w:spacing w:after="0" w:line="240" w:lineRule="auto"/>
+        <w:rPr>
+          <w:rFonts w:asciiTheme="majorHAnsi" w:hAnsiTheme="majorHAnsi" w:cstheme="majorHAnsi"/>
+          <w:lang w:val="es-PE"/>
+        </w:rPr>
+      </w:pPr>
+    </w:p>
+    <w:p>
+      <w:pPr>
+        <w:autoSpaceDE w:val="0"/>
+        <w:autoSpaceDN w:val="0"/>
+        <w:adjustRightInd w:val="0"/>
+        <w:spacing w:after="0" w:line="240" w:lineRule="auto"/>
+        <w:rPr>
+          <w:rFonts w:asciiTheme="majorHAnsi" w:hAnsiTheme="majorHAnsi" w:cstheme="majorHAnsi"/>
+          <w:lang w:val="es-PE"/>
+        </w:rPr>
+      </w:pPr>
+    </w:p>
+    <w:p>
+      <w:pPr>
+        <w:autoSpaceDE w:val="0"/>
+        <w:autoSpaceDN w:val="0"/>
+        <w:adjustRightInd w:val="0"/>
+        <w:spacing w:after="0" w:line="240" w:lineRule="auto"/>
+        <w:rPr>
+          <w:rFonts w:asciiTheme="majorHAnsi" w:hAnsiTheme="majorHAnsi" w:cstheme="majorHAnsi"/>
+          <w:lang w:val="es-PE"/>
+        </w:rPr>
+      </w:pPr>
+      <w:proofErr w:type="spellStart"/>
+      <w:r>
+        <w:rPr>
+          <w:rFonts w:asciiTheme="majorHAnsi" w:hAnsiTheme="majorHAnsi" w:cstheme="majorHAnsi"/>
+          <w:lang w:val="es-PE"/>
+        </w:rPr>
+        <w:lastRenderedPageBreak/>
+        <w:t>Git</w:t>
+      </w:r>
+      <w:proofErr w:type="spellEnd"/>
+      <w:r>
+        <w:rPr>
+          <w:rFonts w:asciiTheme="majorHAnsi" w:hAnsiTheme="majorHAnsi" w:cstheme="majorHAnsi"/>
+          <w:lang w:val="es-PE"/>
+        </w:rPr>
+        <w:t xml:space="preserve"> </w:t>
+      </w:r>
+      <w:proofErr w:type="spellStart"/>
+      <w:r>
+        <w:rPr>
+          <w:rFonts w:asciiTheme="majorHAnsi" w:hAnsiTheme="majorHAnsi" w:cstheme="majorHAnsi"/>
+          <w:lang w:val="es-PE"/>
+        </w:rPr>
+        <w:t>pages</w:t>
+      </w:r>
+      <w:proofErr w:type="spellEnd"/>
+      <w:r>
+        <w:rPr>
+          <w:rFonts w:asciiTheme="majorHAnsi" w:hAnsiTheme="majorHAnsi" w:cstheme="majorHAnsi"/>
+          <w:lang w:val="es-PE"/>
+        </w:rPr>
+        <w:t xml:space="preserve"> y </w:t>
+      </w:r>
+      <w:proofErr w:type="spellStart"/>
+      <w:r>
+        <w:rPr>
+          <w:rFonts w:asciiTheme="majorHAnsi" w:hAnsiTheme="majorHAnsi" w:cstheme="majorHAnsi"/>
+          <w:lang w:val="es-PE"/>
+        </w:rPr>
+        <w:t>actions</w:t>
+      </w:r>
+      <w:proofErr w:type="spellEnd"/>
+    </w:p>
+    <w:p>
+      <w:pPr>
+        <w:autoSpaceDE w:val="0"/>
+        <w:autoSpaceDN w:val="0"/>
+        <w:adjustRightInd w:val="0"/>
+        <w:spacing w:after="0" w:line="240" w:lineRule="auto"/>
+        <w:rPr>
+          <w:rFonts w:asciiTheme="majorHAnsi" w:hAnsiTheme="majorHAnsi" w:cstheme="majorHAnsi"/>
+          <w:lang w:val="es-PE"/>
+        </w:rPr>
+      </w:pPr>
+    </w:p>
+    <w:p>
+      <w:pPr>
+        <w:autoSpaceDE w:val="0"/>
+        <w:autoSpaceDN w:val="0"/>
+        <w:adjustRightInd w:val="0"/>
+        <w:spacing w:after="0" w:line="240" w:lineRule="auto"/>
+        <w:rPr>
+          <w:rFonts w:asciiTheme="majorHAnsi" w:hAnsiTheme="majorHAnsi" w:cstheme="majorHAnsi"/>
+          <w:lang w:val="es-PE"/>
+        </w:rPr>
+      </w:pPr>
+    </w:p>
+    <w:p>
+      <w:pPr>
+        <w:autoSpaceDE w:val="0"/>
+        <w:autoSpaceDN w:val="0"/>
+        <w:adjustRightInd w:val="0"/>
+        <w:spacing w:after="0" w:line="240" w:lineRule="auto"/>
+        <w:rPr>
+          <w:rFonts w:asciiTheme="majorHAnsi" w:hAnsiTheme="majorHAnsi" w:cstheme="majorHAnsi"/>
+          <w:lang w:val="es-PE"/>
+        </w:rPr>
+      </w:pPr>
+      <w:hyperlink r:id="rId35" w:history="1">
+        <w:r>
+          <w:rPr>
+            <w:rStyle w:val="Hipervnculo"/>
+            <w:rFonts w:asciiTheme="majorHAnsi" w:hAnsiTheme="majorHAnsi" w:cstheme="majorHAnsi"/>
+            <w:lang w:val="es-PE"/>
+          </w:rPr>
+          <w:t>https://docs.github.com/es/pages</w:t>
+        </w:r>
+      </w:hyperlink>
+    </w:p>
+    <w:p>
+      <w:pPr>
+        <w:autoSpaceDE w:val="0"/>
+        <w:autoSpaceDN w:val="0"/>
+        <w:adjustRightInd w:val="0"/>
+        <w:spacing w:after="0" w:line="240" w:lineRule="auto"/>
+        <w:rPr>
+          <w:rFonts w:asciiTheme="majorHAnsi" w:hAnsiTheme="majorHAnsi" w:cstheme="majorHAnsi"/>
+          <w:lang w:val="es-PE"/>
+        </w:rPr>
+      </w:pPr>
+    </w:p>
+    <w:p>
+      <w:pPr>
+        <w:autoSpaceDE w:val="0"/>
+        <w:autoSpaceDN w:val="0"/>
+        <w:adjustRightInd w:val="0"/>
+        <w:spacing w:after="0" w:line="240" w:lineRule="auto"/>
+        <w:rPr>
+          <w:rFonts w:asciiTheme="majorHAnsi" w:hAnsiTheme="majorHAnsi" w:cstheme="majorHAnsi"/>
+          <w:lang w:val="es-PE"/>
+        </w:rPr>
+      </w:pPr>
+      <w:proofErr w:type="spellStart"/>
+      <w:r>
+        <w:rPr>
+          <w:rFonts w:asciiTheme="majorHAnsi" w:hAnsiTheme="majorHAnsi" w:cstheme="majorHAnsi"/>
+          <w:lang w:val="es-PE"/>
+        </w:rPr>
+        <w:t>git</w:t>
+      </w:r>
+      <w:proofErr w:type="spellEnd"/>
+      <w:r>
+        <w:rPr>
+          <w:rFonts w:asciiTheme="majorHAnsi" w:hAnsiTheme="majorHAnsi" w:cstheme="majorHAnsi"/>
+          <w:lang w:val="es-PE"/>
+        </w:rPr>
+        <w:t xml:space="preserve"> </w:t>
+      </w:r>
+      <w:proofErr w:type="spellStart"/>
+      <w:r>
+        <w:rPr>
+          <w:rFonts w:asciiTheme="majorHAnsi" w:hAnsiTheme="majorHAnsi" w:cstheme="majorHAnsi"/>
+          <w:lang w:val="es-PE"/>
+        </w:rPr>
+        <w:t>pages</w:t>
+      </w:r>
+      <w:proofErr w:type="spellEnd"/>
+      <w:r>
+        <w:rPr>
+          <w:rFonts w:asciiTheme="majorHAnsi" w:hAnsiTheme="majorHAnsi" w:cstheme="majorHAnsi"/>
+          <w:lang w:val="es-PE"/>
+        </w:rPr>
+        <w:t xml:space="preserve"> se usa para poder subir paginas estáticas para poder usarlas y mostrarlas</w:t>
+      </w:r>
+    </w:p>
+    <w:p>
+      <w:pPr>
+        <w:autoSpaceDE w:val="0"/>
+        <w:autoSpaceDN w:val="0"/>
+        <w:adjustRightInd w:val="0"/>
+        <w:spacing w:after="0" w:line="240" w:lineRule="auto"/>
+        <w:rPr>
+          <w:rFonts w:asciiTheme="majorHAnsi" w:hAnsiTheme="majorHAnsi" w:cstheme="majorHAnsi"/>
+          <w:lang w:val="es-PE"/>
+        </w:rPr>
+      </w:pPr>
+    </w:p>
+    <w:p>
+      <w:pPr>
+        <w:autoSpaceDE w:val="0"/>
+        <w:autoSpaceDN w:val="0"/>
+        <w:adjustRightInd w:val="0"/>
+        <w:spacing w:after="0" w:line="240" w:lineRule="auto"/>
+        <w:rPr>
+          <w:rFonts w:asciiTheme="majorHAnsi" w:hAnsiTheme="majorHAnsi" w:cstheme="majorHAnsi"/>
+          <w:lang w:val="es-PE"/>
+        </w:rPr>
+      </w:pPr>
+      <w:r>
+        <w:rPr>
+          <w:rFonts w:asciiTheme="majorHAnsi" w:hAnsiTheme="majorHAnsi" w:cstheme="majorHAnsi"/>
+          <w:lang w:val="es-PE"/>
+        </w:rPr>
+        <w:t xml:space="preserve">1 </w:t>
+      </w:r>
+      <w:r>
+        <w:rPr>
+          <w:rFonts w:asciiTheme="majorHAnsi" w:hAnsiTheme="majorHAnsi" w:cstheme="majorHAnsi"/>
+          <w:lang w:val="es-PE"/>
+        </w:rPr>
+        <w:t xml:space="preserve">seleccionar </w:t>
+      </w:r>
+      <w:proofErr w:type="spellStart"/>
+      <w:r>
+        <w:rPr>
+          <w:rFonts w:asciiTheme="majorHAnsi" w:hAnsiTheme="majorHAnsi" w:cstheme="majorHAnsi"/>
+          <w:lang w:val="es-PE"/>
+        </w:rPr>
+        <w:t>setting</w:t>
+      </w:r>
+      <w:proofErr w:type="spellEnd"/>
+    </w:p>
+    <w:p>
+      <w:pPr>
+        <w:autoSpaceDE w:val="0"/>
+        <w:autoSpaceDN w:val="0"/>
+        <w:adjustRightInd w:val="0"/>
+        <w:spacing w:after="0" w:line="240" w:lineRule="auto"/>
+        <w:rPr>
+          <w:rFonts w:asciiTheme="majorHAnsi" w:hAnsiTheme="majorHAnsi" w:cstheme="majorHAnsi"/>
+          <w:lang w:val="es-PE"/>
+        </w:rPr>
+      </w:pPr>
+      <w:r>
+        <w:rPr>
+          <w:rFonts w:asciiTheme="majorHAnsi" w:hAnsiTheme="majorHAnsi" w:cstheme="majorHAnsi"/>
+          <w:lang w:val="es-PE"/>
+        </w:rPr>
+        <w:t xml:space="preserve">2 seleccionar </w:t>
+      </w:r>
+      <w:proofErr w:type="spellStart"/>
+      <w:r>
+        <w:rPr>
+          <w:rFonts w:asciiTheme="majorHAnsi" w:hAnsiTheme="majorHAnsi" w:cstheme="majorHAnsi"/>
+          <w:lang w:val="es-PE"/>
+        </w:rPr>
+        <w:t>pages</w:t>
+      </w:r>
+      <w:proofErr w:type="spellEnd"/>
+    </w:p>
+    <w:p>
+      <w:pPr>
+        <w:autoSpaceDE w:val="0"/>
+        <w:autoSpaceDN w:val="0"/>
+        <w:adjustRightInd w:val="0"/>
+        <w:spacing w:after="0" w:line="240" w:lineRule="auto"/>
+        <w:rPr>
+          <w:rFonts w:asciiTheme="majorHAnsi" w:hAnsiTheme="majorHAnsi" w:cstheme="majorHAnsi"/>
+          <w:lang w:val="es-PE"/>
+        </w:rPr>
+      </w:pPr>
+      <w:r>
+        <w:rPr>
+          <w:rFonts w:asciiTheme="majorHAnsi" w:hAnsiTheme="majorHAnsi" w:cstheme="majorHAnsi"/>
+          <w:lang w:val="es-PE"/>
+        </w:rPr>
+        <w:t>3 seleccionar la rama (</w:t>
+      </w:r>
+      <w:proofErr w:type="spellStart"/>
+      <w:r>
+        <w:rPr>
+          <w:rFonts w:asciiTheme="majorHAnsi" w:hAnsiTheme="majorHAnsi" w:cstheme="majorHAnsi"/>
+          <w:lang w:val="es-PE"/>
+        </w:rPr>
+        <w:t>main</w:t>
+      </w:r>
+      <w:proofErr w:type="spellEnd"/>
+      <w:r>
+        <w:rPr>
+          <w:rFonts w:asciiTheme="majorHAnsi" w:hAnsiTheme="majorHAnsi" w:cstheme="majorHAnsi"/>
+          <w:lang w:val="es-PE"/>
+        </w:rPr>
+        <w:t>)</w:t>
+      </w:r>
+    </w:p>
+    <w:p>
+      <w:pPr>
+        <w:autoSpaceDE w:val="0"/>
+        <w:autoSpaceDN w:val="0"/>
+        <w:adjustRightInd w:val="0"/>
+        <w:spacing w:after="0" w:line="240" w:lineRule="auto"/>
+        <w:rPr>
+          <w:rFonts w:asciiTheme="majorHAnsi" w:hAnsiTheme="majorHAnsi" w:cstheme="majorHAnsi"/>
+          <w:lang w:val="es-PE"/>
+        </w:rPr>
+      </w:pPr>
+      <w:r>
+        <w:rPr>
+          <w:rFonts w:asciiTheme="majorHAnsi" w:hAnsiTheme="majorHAnsi" w:cstheme="majorHAnsi"/>
+          <w:lang w:val="es-PE"/>
+        </w:rPr>
+        <w:t xml:space="preserve">4 guardar </w:t>
+      </w:r>
+    </w:p>
+    <w:p>
+      <w:pPr>
+        <w:autoSpaceDE w:val="0"/>
+        <w:autoSpaceDN w:val="0"/>
+        <w:adjustRightInd w:val="0"/>
+        <w:spacing w:after="0" w:line="240" w:lineRule="auto"/>
+        <w:rPr>
+          <w:rFonts w:asciiTheme="majorHAnsi" w:hAnsiTheme="majorHAnsi" w:cstheme="majorHAnsi"/>
+          <w:lang w:val="es-PE"/>
+        </w:rPr>
+      </w:pPr>
+    </w:p>
+    <w:p>
+      <w:pPr>
+        <w:autoSpaceDE w:val="0"/>
+        <w:autoSpaceDN w:val="0"/>
+        <w:adjustRightInd w:val="0"/>
+        <w:spacing w:after="0" w:line="240" w:lineRule="auto"/>
+        <w:rPr>
+          <w:rFonts w:asciiTheme="majorHAnsi" w:hAnsiTheme="majorHAnsi" w:cstheme="majorHAnsi"/>
+          <w:lang w:val="es-PE"/>
+        </w:rPr>
+      </w:pPr>
+      <w:r>
+        <w:rPr>
+          <w:rFonts w:asciiTheme="majorHAnsi" w:hAnsiTheme="majorHAnsi" w:cstheme="majorHAnsi"/>
+          <w:lang w:val="es-PE"/>
+        </w:rPr>
+        <w:t xml:space="preserve">Luego de unos minutos se podrá ver la </w:t>
+      </w:r>
+      <w:proofErr w:type="spellStart"/>
+      <w:r>
+        <w:rPr>
+          <w:rFonts w:asciiTheme="majorHAnsi" w:hAnsiTheme="majorHAnsi" w:cstheme="majorHAnsi"/>
+          <w:lang w:val="es-PE"/>
+        </w:rPr>
+        <w:t>pagina</w:t>
+      </w:r>
+      <w:proofErr w:type="spellEnd"/>
+      <w:r>
+        <w:rPr>
+          <w:rFonts w:asciiTheme="majorHAnsi" w:hAnsiTheme="majorHAnsi" w:cstheme="majorHAnsi"/>
+          <w:lang w:val="es-PE"/>
+        </w:rPr>
+        <w:t xml:space="preserve"> publicada </w:t>
+      </w:r>
+    </w:p>
+    <w:p>
+      <w:pPr>
+        <w:autoSpaceDE w:val="0"/>
+        <w:autoSpaceDN w:val="0"/>
+        <w:adjustRightInd w:val="0"/>
+        <w:spacing w:after="0" w:line="240" w:lineRule="auto"/>
+        <w:rPr>
+          <w:rFonts w:asciiTheme="majorHAnsi" w:hAnsiTheme="majorHAnsi" w:cstheme="majorHAnsi"/>
+          <w:lang w:val="es-PE"/>
+        </w:rPr>
+      </w:pPr>
+    </w:p>
+    <w:p>
+      <w:pPr>
+        <w:autoSpaceDE w:val="0"/>
+        <w:autoSpaceDN w:val="0"/>
+        <w:adjustRightInd w:val="0"/>
+        <w:spacing w:after="0" w:line="240" w:lineRule="auto"/>
+        <w:rPr>
+          <w:rFonts w:asciiTheme="majorHAnsi" w:hAnsiTheme="majorHAnsi" w:cstheme="majorHAnsi"/>
+          <w:lang w:val="es-PE"/>
+        </w:rPr>
+      </w:pPr>
+      <w:r>
+        <w:rPr>
+          <w:noProof/>
+        </w:rPr>
+        <w:drawing>
+          <wp:inline distT="0" distB="0" distL="0" distR="0" wp14:anchorId="23D86BE9" wp14:editId="09B3217F">
+            <wp:extent cx="5612130" cy="2740025"/>
+            <wp:effectExtent l="0" t="0" r="7620" b="3175"/>
+            <wp:docPr id="32" name="Imagen 32"/>
+            <wp:cNvGraphicFramePr>
+              <a:graphicFrameLocks xmlns:a="http://schemas.openxmlformats.org/drawingml/2006/main" noChangeAspect="1"/>
+            </wp:cNvGraphicFramePr>
+            <a:graphic xmlns:a="http://schemas.openxmlformats.org/drawingml/2006/main">
+              <a:graphicData uri="http://schemas.openxmlformats.org/drawingml/2006/picture">
+                <pic:pic xmlns:pic="http://schemas.openxmlformats.org/drawingml/2006/picture">
+                  <pic:nvPicPr>
+                    <pic:cNvPr id="1" name=""/>
+                    <pic:cNvPicPr/>
+                  </pic:nvPicPr>
+                  <pic:blipFill>
+                    <a:blip r:embed="rId36"/>
+                    <a:stretch>
+                      <a:fillRect/>
+                    </a:stretch>
+                  </pic:blipFill>
+                  <pic:spPr>
+                    <a:xfrm>
+                      <a:off x="0" y="0"/>
+                      <a:ext cx="5612130" cy="2740025"/>
+                    </a:xfrm>
+                    <a:prstGeom prst="rect">
+                      <a:avLst/>
+                    </a:prstGeom>
+                  </pic:spPr>
+                </pic:pic>
+              </a:graphicData>
+            </a:graphic>
+          </wp:inline>
+        </w:drawing>
+      </w:r>
+    </w:p>
+    <w:p>
+      <w:pPr>
+        <w:autoSpaceDE w:val="0"/>
+        <w:autoSpaceDN w:val="0"/>
+        <w:adjustRightInd w:val="0"/>
+        <w:spacing w:after="0" w:line="240" w:lineRule="auto"/>
+        <w:rPr>
+          <w:rFonts w:asciiTheme="majorHAnsi" w:hAnsiTheme="majorHAnsi" w:cstheme="majorHAnsi"/>
+          <w:lang w:val="es-PE"/>
+        </w:rPr>
+      </w:pPr>
+    </w:p>
+    <w:p>
+      <w:pPr>
+        <w:autoSpaceDE w:val="0"/>
+        <w:autoSpaceDN w:val="0"/>
+        <w:adjustRightInd w:val="0"/>
+        <w:spacing w:after="0" w:line="240" w:lineRule="auto"/>
+        <w:rPr>
+          <w:rFonts w:asciiTheme="majorHAnsi" w:hAnsiTheme="majorHAnsi" w:cstheme="majorHAnsi"/>
+          <w:lang w:val="es-PE"/>
+        </w:rPr>
+      </w:pPr>
+      <w:r>
+        <w:rPr>
+          <w:rFonts w:asciiTheme="majorHAnsi" w:hAnsiTheme="majorHAnsi" w:cstheme="majorHAnsi"/>
+          <w:lang w:val="es-PE"/>
+        </w:rPr>
+        <w:t>Para acceder el link es https://</w:t>
+      </w:r>
+      <w:bookmarkStart w:id="0" w:name="_GoBack"/>
+      <w:bookmarkEnd w:id="0"/>
+      <w:r>
+        <w:rPr>
+          <w:rFonts w:asciiTheme="majorHAnsi" w:hAnsiTheme="majorHAnsi" w:cstheme="majorHAnsi"/>
+          <w:lang w:val="es-PE"/>
+        </w:rPr>
+        <w:t>usuario.github.io/repositorio/</w:t>
+      </w:r>
+    </w:p>
+    <w:p>
+      <w:pPr>
+        <w:autoSpaceDE w:val="0"/>
+        <w:autoSpaceDN w:val="0"/>
+        <w:adjustRightInd w:val="0"/>
+        <w:spacing w:after="0" w:line="240" w:lineRule="auto"/>
+        <w:rPr>
+          <w:rFonts w:asciiTheme="majorHAnsi" w:hAnsiTheme="majorHAnsi" w:cstheme="majorHAnsi"/>
+          <w:lang w:val="es-PE"/>
+        </w:rPr>
+      </w:pPr>
+      <w:hyperlink r:id="rId37" w:history="1">
+        <w:r>
+          <w:rPr>
+            <w:rStyle w:val="Hipervnculo"/>
+            <w:rFonts w:asciiTheme="majorHAnsi" w:hAnsiTheme="majorHAnsi" w:cstheme="majorHAnsi"/>
+            <w:lang w:val="es-PE"/>
+          </w:rPr>
+          <w:t>https://zhbk12.github.io/desafio/</w:t>
+        </w:r>
+      </w:hyperlink>
+    </w:p>
+    <w:p>
+      <w:pPr>
+        <w:autoSpaceDE w:val="0"/>
+        <w:autoSpaceDN w:val="0"/>
+        <w:adjustRightInd w:val="0"/>
+        <w:spacing w:after="0" w:line="240" w:lineRule="auto"/>
+        <w:rPr>
+          <w:rFonts w:asciiTheme="majorHAnsi" w:hAnsiTheme="majorHAnsi" w:cstheme="majorHAnsi"/>
+          <w:lang w:val="es-PE"/>
+        </w:rPr>
+      </w:pPr>
+    </w:p>
+    <w:p>
+      <w:pPr>
+        <w:autoSpaceDE w:val="0"/>
+        <w:autoSpaceDN w:val="0"/>
+        <w:adjustRightInd w:val="0"/>
+        <w:spacing w:after="0" w:line="240" w:lineRule="auto"/>
+        <w:rPr>
+          <w:rFonts w:asciiTheme="majorHAnsi" w:hAnsiTheme="majorHAnsi" w:cstheme="majorHAnsi"/>
+          <w:lang w:val="es-PE"/>
+        </w:rPr>
+      </w:pPr>
+    </w:p>
+    <w:p>
+      <w:pPr>
+        <w:autoSpaceDE w:val="0"/>
+        <w:autoSpaceDN w:val="0"/>
+        <w:adjustRightInd w:val="0"/>
+        <w:spacing w:after="0" w:line="240" w:lineRule="auto"/>
+        <w:rPr>
+          <w:rFonts w:asciiTheme="majorHAnsi" w:hAnsiTheme="majorHAnsi" w:cstheme="majorHAnsi"/>
+          <w:lang w:val="es-PE"/>
+        </w:rPr>
+      </w:pPr>
+      <w:r>
+        <w:rPr>
+          <w:rFonts w:asciiTheme="majorHAnsi" w:hAnsiTheme="majorHAnsi" w:cstheme="majorHAnsi"/>
+          <w:lang w:val="es-PE"/>
+        </w:rPr>
+        <w:t xml:space="preserve">y </w:t>
+      </w:r>
+      <w:proofErr w:type="spellStart"/>
+      <w:r>
+        <w:rPr>
+          <w:rFonts w:asciiTheme="majorHAnsi" w:hAnsiTheme="majorHAnsi" w:cstheme="majorHAnsi"/>
+          <w:lang w:val="es-PE"/>
+        </w:rPr>
+        <w:t>actions</w:t>
+      </w:r>
+      <w:proofErr w:type="spellEnd"/>
+      <w:r>
+        <w:rPr>
+          <w:rFonts w:asciiTheme="majorHAnsi" w:hAnsiTheme="majorHAnsi" w:cstheme="majorHAnsi"/>
+          <w:lang w:val="es-PE"/>
+        </w:rPr>
+        <w:t xml:space="preserve"> se usa para automatizar pruebas hacer pruebas test de manera automática </w:t>
+      </w:r>
+      <w:r>
+        <w:rPr>
+          <w:rFonts w:asciiTheme="majorHAnsi" w:hAnsiTheme="majorHAnsi" w:cstheme="majorHAnsi"/>
+          <w:lang w:val="es-PE"/>
+        </w:rPr>
+        <w:t xml:space="preserve"> </w:t>
+      </w:r>
     </w:p>
     <w:sectPr>
       <w:pgSz w:w="12240" w:h="15840"/>
